--- a/Mô tả.docx
+++ b/Mô tả.docx
@@ -72,7 +72,15 @@
         </w:numPr>
       </w:pPr>
       <w:r>
-        <w:t>Tích hợp hệ thống xác thực user an toàn sử dụng JWT (Đăng ký/Đăng nhập) và bảo vệ các routes riêng tư.</w:t>
+        <w:t xml:space="preserve">Tích hợp hệ thống xác thực user </w:t>
+      </w:r>
+      <w:proofErr w:type="gramStart"/>
+      <w:r>
+        <w:t>an</w:t>
+      </w:r>
+      <w:proofErr w:type="gramEnd"/>
+      <w:r>
+        <w:t xml:space="preserve"> toàn sử dụng JWT (Đăng ký/Đăng nhập) và bảo vệ các routes riêng tư.</w:t>
       </w:r>
     </w:p>
     <w:p>
@@ -145,6 +153,1768 @@
         </w:rPr>
         <w:t>JWT: json with token</w:t>
       </w:r>
+    </w:p>
+    <w:p>
+      <w:pPr>
+        <w:rPr>
+          <w:lang w:val="vi-VN"/>
+        </w:rPr>
+      </w:pPr>
+    </w:p>
+    <w:p>
+      <w:pPr>
+        <w:rPr>
+          <w:lang w:val="vi-VN"/>
+        </w:rPr>
+      </w:pPr>
+    </w:p>
+    <w:p>
+      <w:r>
+        <w:t>Một ứng dụng quản lý tài chính cá nhân toàn diện (</w:t>
+      </w:r>
+      <w:proofErr w:type="gramStart"/>
+      <w:r>
+        <w:t>full-stack</w:t>
+      </w:r>
+      <w:proofErr w:type="gramEnd"/>
+      <w:r>
+        <w:t>) được xây dựng với công nghệ MERN stack (MongoDB, Express, React, Node.js) và Vite.</w:t>
+      </w:r>
+    </w:p>
+    <w:p>
+      <w:pPr>
+        <w:rPr>
+          <w:lang w:val="vi-VN"/>
+        </w:rPr>
+      </w:pPr>
+      <w:r>
+        <w:rPr>
+          <w:lang w:val="vi-VN"/>
+        </w:rPr>
+        <w:t>Giới thiệu Dự án](#-giới-thiệu-dự-án)</w:t>
+      </w:r>
+    </w:p>
+    <w:p>
+      <w:pPr>
+        <w:rPr>
+          <w:lang w:val="vi-VN"/>
+        </w:rPr>
+      </w:pPr>
+      <w:r>
+        <w:rPr>
+          <w:lang w:val="vi-VN"/>
+        </w:rPr>
+        <w:t>- [Tính năng Cốt lõi](#-tính-năng-cốt-lõi)</w:t>
+      </w:r>
+    </w:p>
+    <w:p>
+      <w:pPr>
+        <w:rPr>
+          <w:lang w:val="vi-VN"/>
+        </w:rPr>
+      </w:pPr>
+      <w:r>
+        <w:rPr>
+          <w:lang w:val="vi-VN"/>
+        </w:rPr>
+        <w:t>- [Cấu trúc &amp; Công nghệ](#-cấu-trúc--công-nghệ)</w:t>
+      </w:r>
+    </w:p>
+    <w:p>
+      <w:pPr>
+        <w:rPr>
+          <w:lang w:val="vi-VN"/>
+        </w:rPr>
+      </w:pPr>
+      <w:r>
+        <w:rPr>
+          <w:lang w:val="vi-VN"/>
+        </w:rPr>
+        <w:t>- [Hình ảnh Dự án](#-hình-ảnh-dự-án)</w:t>
+      </w:r>
+    </w:p>
+    <w:p>
+      <w:pPr>
+        <w:rPr>
+          <w:lang w:val="vi-VN"/>
+        </w:rPr>
+      </w:pPr>
+      <w:r>
+        <w:rPr>
+          <w:lang w:val="vi-VN"/>
+        </w:rPr>
+        <w:t>- [Hướng dẫn Cài đặt](#-hướng-dẫn-cài-đặt)</w:t>
+      </w:r>
+    </w:p>
+    <w:p>
+      <w:pPr>
+        <w:rPr>
+          <w:lang w:val="vi-VN"/>
+        </w:rPr>
+      </w:pPr>
+      <w:r>
+        <w:rPr>
+          <w:lang w:val="vi-VN"/>
+        </w:rPr>
+        <w:lastRenderedPageBreak/>
+        <w:t>- [Cấu trúc Thư mục](#-cấu-trúc-thư-mục)</w:t>
+      </w:r>
+    </w:p>
+    <w:p>
+      <w:pPr>
+        <w:rPr>
+          <w:lang w:val="vi-VN"/>
+        </w:rPr>
+      </w:pPr>
+      <w:r>
+        <w:rPr>
+          <w:lang w:val="vi-VN"/>
+        </w:rPr>
+        <w:t>- [API Endpoints](#-api-endpoints)</w:t>
+      </w:r>
+    </w:p>
+    <w:p>
+      <w:pPr>
+        <w:rPr>
+          <w:lang w:val="vi-VN"/>
+        </w:rPr>
+      </w:pPr>
+      <w:r>
+        <w:rPr>
+          <w:lang w:val="vi-VN"/>
+        </w:rPr>
+        <w:t>- [Giấy phép](#-giấy-phép)</w:t>
+      </w:r>
+    </w:p>
+    <w:p>
+      <w:r>
+        <w:rPr>
+          <w:b/>
+          <w:bCs/>
+        </w:rPr>
+        <w:t>Advanced Expense Tracker**</w:t>
+      </w:r>
+      <w:r>
+        <w:t xml:space="preserve"> là một ứng dụng web gọn gàng, linh hoạt được thiết kế nhằm giúp người dùng kiểm soát tài chính cá nhân một cách dễ dàng. Các ứng dụng quản lý chi tiêu truyền thống thường thiếu đi sự trực quan hóa dữ liệu và trải nghiệm người dùng kém. Dự án này giải quyết triệt để vấn đề đó bằng việc tích hợp hệ thống bản đồ/biểu đồ tương tác đẹp mắt, chức năng xác thực người dùng bảo mật cao dựa trên JWT, và một trung tâm hiển thị (Dashboard) được phân chia rõ ràng.</w:t>
+      </w:r>
+    </w:p>
+    <w:p/>
+    <w:p>
+      <w:r>
+        <w:t>Cho dù bạn chỉ đang ghi chép lại tiền uống cà phê mỗi ngày hay là đang theo dõi những khoản đầu tư kinh doanh lớn, ứng dụng này vẫn mang lại sự minh bạch, rành mạch thông qua nhật ký lịch sử chi tiết, các danh mục cấu hình được tuỳ biến, và hỗ trợ xuất dữ liệu thẳng ra file Excel chỉ với 1 cú click chuột.</w:t>
+      </w:r>
+    </w:p>
+    <w:p>
+      <w:r>
+        <w:rPr>
+          <w:rFonts w:ascii="Segoe UI Emoji" w:hAnsi="Segoe UI Emoji" w:cs="Segoe UI Emoji"/>
+          <w:b/>
+          <w:bCs/>
+        </w:rPr>
+        <w:t>🔐</w:t>
+      </w:r>
+      <w:r>
+        <w:rPr>
+          <w:b/>
+          <w:bCs/>
+        </w:rPr>
+        <w:t xml:space="preserve"> Xác thực an </w:t>
+      </w:r>
+      <w:proofErr w:type="gramStart"/>
+      <w:r>
+        <w:rPr>
+          <w:b/>
+          <w:bCs/>
+        </w:rPr>
+        <w:t>toàn:*</w:t>
+      </w:r>
+      <w:proofErr w:type="gramEnd"/>
+      <w:r>
+        <w:rPr>
+          <w:b/>
+          <w:bCs/>
+        </w:rPr>
+        <w:t>*</w:t>
+      </w:r>
+      <w:r>
+        <w:t xml:space="preserve"> Luồng Đăng nhập/Đăng ký hoàn chỉnh sử dụng `jsonwebtoken` (JWT) cùng với `bcryptjs` để mã hoá bảo mật mật khẩu người dùng.</w:t>
+      </w:r>
+    </w:p>
+    <w:p>
+      <w:r>
+        <w:t xml:space="preserve">- </w:t>
+      </w:r>
+      <w:r>
+        <w:rPr>
+          <w:b/>
+          <w:bCs/>
+        </w:rPr>
+        <w:t>**</w:t>
+      </w:r>
+      <w:r>
+        <w:rPr>
+          <w:rFonts w:ascii="Segoe UI Emoji" w:hAnsi="Segoe UI Emoji" w:cs="Segoe UI Emoji"/>
+          <w:b/>
+          <w:bCs/>
+        </w:rPr>
+        <w:t>📊</w:t>
+      </w:r>
+      <w:r>
+        <w:rPr>
+          <w:b/>
+          <w:bCs/>
+        </w:rPr>
+        <w:t xml:space="preserve"> Bảng Điều khiển (Dashboard) Trực </w:t>
+      </w:r>
+      <w:proofErr w:type="gramStart"/>
+      <w:r>
+        <w:rPr>
+          <w:b/>
+          <w:bCs/>
+        </w:rPr>
+        <w:t>quan:*</w:t>
+      </w:r>
+      <w:proofErr w:type="gramEnd"/>
+      <w:r>
+        <w:rPr>
+          <w:b/>
+          <w:bCs/>
+        </w:rPr>
+        <w:t>*</w:t>
+      </w:r>
+      <w:r>
+        <w:t xml:space="preserve"> Một trung tâm theo dõi tự động tính toán ra Tổng số dư, Tổng thu nhập, và Tổng chi phí một cách linh hoạt.</w:t>
+      </w:r>
+    </w:p>
+    <w:p>
+      <w:r>
+        <w:t xml:space="preserve">- </w:t>
+      </w:r>
+      <w:r>
+        <w:rPr>
+          <w:b/>
+          <w:bCs/>
+        </w:rPr>
+        <w:t>**</w:t>
+      </w:r>
+      <w:r>
+        <w:rPr>
+          <w:rFonts w:ascii="Segoe UI Emoji" w:hAnsi="Segoe UI Emoji" w:cs="Segoe UI Emoji"/>
+          <w:b/>
+          <w:bCs/>
+        </w:rPr>
+        <w:t>📉</w:t>
+      </w:r>
+      <w:r>
+        <w:rPr>
+          <w:b/>
+          <w:bCs/>
+        </w:rPr>
+        <w:t xml:space="preserve"> Phân tích Dữ liệu Sinh </w:t>
+      </w:r>
+      <w:proofErr w:type="gramStart"/>
+      <w:r>
+        <w:rPr>
+          <w:b/>
+          <w:bCs/>
+        </w:rPr>
+        <w:t>động:*</w:t>
+      </w:r>
+      <w:proofErr w:type="gramEnd"/>
+      <w:r>
+        <w:rPr>
+          <w:b/>
+          <w:bCs/>
+        </w:rPr>
+        <w:t>*</w:t>
+      </w:r>
+      <w:r>
+        <w:t xml:space="preserve"> Hiệu ứng dữ liệu sinh động, tương tác được xây dựng qua thư viện `recharts` với tính năng mô phỏng Biểu đồ Sóng (Area), Cột Tháp (Bar) và Tròn (Pie).</w:t>
+      </w:r>
+    </w:p>
+    <w:p>
+      <w:r>
+        <w:t xml:space="preserve">- </w:t>
+      </w:r>
+      <w:r>
+        <w:rPr>
+          <w:b/>
+          <w:bCs/>
+        </w:rPr>
+        <w:t>**</w:t>
+      </w:r>
+      <w:r>
+        <w:rPr>
+          <w:rFonts w:ascii="Segoe UI Emoji" w:hAnsi="Segoe UI Emoji" w:cs="Segoe UI Emoji"/>
+          <w:b/>
+          <w:bCs/>
+        </w:rPr>
+        <w:t>💼</w:t>
+      </w:r>
+      <w:r>
+        <w:rPr>
+          <w:b/>
+          <w:bCs/>
+        </w:rPr>
+        <w:t xml:space="preserve"> Quản lý Giao </w:t>
+      </w:r>
+      <w:proofErr w:type="gramStart"/>
+      <w:r>
+        <w:rPr>
+          <w:b/>
+          <w:bCs/>
+        </w:rPr>
+        <w:t>dịch:*</w:t>
+      </w:r>
+      <w:proofErr w:type="gramEnd"/>
+      <w:r>
+        <w:rPr>
+          <w:b/>
+          <w:bCs/>
+        </w:rPr>
+        <w:t>*</w:t>
+      </w:r>
+      <w:r>
+        <w:t xml:space="preserve"> Đầy đủ các thao tác CRUD (Tạo, Đọc, Cập nhật, Xoá), tách bạch hoàn toàn riêng biệt giữa 2 mục Thu nhập (Income) và Chi phí (Expenses).</w:t>
+      </w:r>
+    </w:p>
+    <w:p>
+      <w:r>
+        <w:t xml:space="preserve">- </w:t>
+      </w:r>
+      <w:r>
+        <w:rPr>
+          <w:b/>
+          <w:bCs/>
+        </w:rPr>
+        <w:t>**</w:t>
+      </w:r>
+      <w:r>
+        <w:rPr>
+          <w:rFonts w:ascii="Segoe UI Emoji" w:hAnsi="Segoe UI Emoji" w:cs="Segoe UI Emoji"/>
+          <w:b/>
+          <w:bCs/>
+        </w:rPr>
+        <w:t>🗂️</w:t>
+      </w:r>
+      <w:r>
+        <w:rPr>
+          <w:b/>
+          <w:bCs/>
+        </w:rPr>
+        <w:t xml:space="preserve"> Phân loại Danh </w:t>
+      </w:r>
+      <w:proofErr w:type="gramStart"/>
+      <w:r>
+        <w:rPr>
+          <w:b/>
+          <w:bCs/>
+        </w:rPr>
+        <w:t>mục:*</w:t>
+      </w:r>
+      <w:proofErr w:type="gramEnd"/>
+      <w:r>
+        <w:rPr>
+          <w:b/>
+          <w:bCs/>
+        </w:rPr>
+        <w:t>*</w:t>
+      </w:r>
+      <w:r>
+        <w:t xml:space="preserve"> Các bản theo dõi khoản tiền được tự động xếp vào nhiều phân loại cụ thể với bộ UI biểu tượng cực xịn (`flat-color-icons`).</w:t>
+      </w:r>
+    </w:p>
+    <w:p>
+      <w:r>
+        <w:t xml:space="preserve">- </w:t>
+      </w:r>
+      <w:r>
+        <w:rPr>
+          <w:b/>
+          <w:bCs/>
+        </w:rPr>
+        <w:t>**</w:t>
+      </w:r>
+      <w:r>
+        <w:rPr>
+          <w:rFonts w:ascii="Segoe UI Emoji" w:hAnsi="Segoe UI Emoji" w:cs="Segoe UI Emoji"/>
+          <w:b/>
+          <w:bCs/>
+        </w:rPr>
+        <w:t>📥</w:t>
+      </w:r>
+      <w:r>
+        <w:rPr>
+          <w:b/>
+          <w:bCs/>
+        </w:rPr>
+        <w:t xml:space="preserve"> Xuất báo cáo </w:t>
+      </w:r>
+      <w:proofErr w:type="gramStart"/>
+      <w:r>
+        <w:rPr>
+          <w:b/>
+          <w:bCs/>
+        </w:rPr>
+        <w:t>Data:*</w:t>
+      </w:r>
+      <w:proofErr w:type="gramEnd"/>
+      <w:r>
+        <w:rPr>
+          <w:b/>
+          <w:bCs/>
+        </w:rPr>
+        <w:t>*</w:t>
+      </w:r>
+      <w:r>
+        <w:t xml:space="preserve"> Khả năng "Export to Excel" (Xuất ra Excel) cực mạnh mẽ nhờ thư viện `xlsx`, cho phép tạo các báo cáo dạng bảng tính (spreadsheet) offline.</w:t>
+      </w:r>
+    </w:p>
+    <w:p>
+      <w:r>
+        <w:t xml:space="preserve">- </w:t>
+      </w:r>
+      <w:r>
+        <w:rPr>
+          <w:b/>
+          <w:bCs/>
+        </w:rPr>
+        <w:t>**</w:t>
+      </w:r>
+      <w:r>
+        <w:rPr>
+          <w:rFonts w:ascii="Segoe UI Emoji" w:hAnsi="Segoe UI Emoji" w:cs="Segoe UI Emoji"/>
+          <w:b/>
+          <w:bCs/>
+        </w:rPr>
+        <w:t>📱</w:t>
+      </w:r>
+      <w:r>
+        <w:rPr>
+          <w:b/>
+          <w:bCs/>
+        </w:rPr>
+        <w:t xml:space="preserve"> Giao diện Hiển thị Đa nền </w:t>
+      </w:r>
+      <w:proofErr w:type="gramStart"/>
+      <w:r>
+        <w:rPr>
+          <w:b/>
+          <w:bCs/>
+        </w:rPr>
+        <w:t>tảng:*</w:t>
+      </w:r>
+      <w:proofErr w:type="gramEnd"/>
+      <w:r>
+        <w:rPr>
+          <w:b/>
+          <w:bCs/>
+        </w:rPr>
+        <w:t>*</w:t>
+      </w:r>
+      <w:r>
+        <w:t xml:space="preserve"> Sử dụng CSS thuần với tư duy cấu trúc Flexbox/Grid nhằm hiển thị hoàn hảo ở nhiều thiết bị, bao gồm giao diện chia màn hình (split-screen) ấn tượng.</w:t>
+      </w:r>
+    </w:p>
+    <w:p>
+      <w:r>
+        <w:rPr>
+          <w:b/>
+          <w:bCs/>
+        </w:rPr>
+        <w:t xml:space="preserve">Frontend (Bộ phận Giao diện - </w:t>
+      </w:r>
+      <w:proofErr w:type="gramStart"/>
+      <w:r>
+        <w:rPr>
+          <w:b/>
+          <w:bCs/>
+        </w:rPr>
+        <w:t>Client)*</w:t>
+      </w:r>
+      <w:proofErr w:type="gramEnd"/>
+      <w:r>
+        <w:rPr>
+          <w:b/>
+          <w:bCs/>
+        </w:rPr>
+        <w:t>*</w:t>
+      </w:r>
+    </w:p>
+    <w:p>
+      <w:r>
+        <w:lastRenderedPageBreak/>
+        <w:t xml:space="preserve">- </w:t>
+      </w:r>
+      <w:r>
+        <w:rPr>
+          <w:b/>
+          <w:bCs/>
+        </w:rPr>
+        <w:t>**</w:t>
+      </w:r>
+      <w:proofErr w:type="gramStart"/>
+      <w:r>
+        <w:rPr>
+          <w:b/>
+          <w:bCs/>
+        </w:rPr>
+        <w:t>Framework:*</w:t>
+      </w:r>
+      <w:proofErr w:type="gramEnd"/>
+      <w:r>
+        <w:rPr>
+          <w:b/>
+          <w:bCs/>
+        </w:rPr>
+        <w:t>*</w:t>
+      </w:r>
+      <w:r>
+        <w:t xml:space="preserve"> React 18 kết hợp Vite đem lại khả năng tái nạp (HMR) và build cực tốc độ.</w:t>
+      </w:r>
+    </w:p>
+    <w:p>
+      <w:r>
+        <w:t xml:space="preserve">- </w:t>
+      </w:r>
+      <w:r>
+        <w:rPr>
+          <w:b/>
+          <w:bCs/>
+        </w:rPr>
+        <w:t xml:space="preserve">**Quản lý Trạng </w:t>
+      </w:r>
+      <w:proofErr w:type="gramStart"/>
+      <w:r>
+        <w:rPr>
+          <w:b/>
+          <w:bCs/>
+        </w:rPr>
+        <w:t>thái:*</w:t>
+      </w:r>
+      <w:proofErr w:type="gramEnd"/>
+      <w:r>
+        <w:rPr>
+          <w:b/>
+          <w:bCs/>
+        </w:rPr>
+        <w:t>*</w:t>
+      </w:r>
+      <w:r>
+        <w:t xml:space="preserve"> React Context API (`AuthContext`, `TransactionContext`).</w:t>
+      </w:r>
+    </w:p>
+    <w:p>
+      <w:r>
+        <w:t xml:space="preserve">- </w:t>
+      </w:r>
+      <w:r>
+        <w:rPr>
+          <w:b/>
+          <w:bCs/>
+        </w:rPr>
+        <w:t>**Điều hướng (Routing</w:t>
+      </w:r>
+      <w:proofErr w:type="gramStart"/>
+      <w:r>
+        <w:rPr>
+          <w:b/>
+          <w:bCs/>
+        </w:rPr>
+        <w:t>):*</w:t>
+      </w:r>
+      <w:proofErr w:type="gramEnd"/>
+      <w:r>
+        <w:rPr>
+          <w:b/>
+          <w:bCs/>
+        </w:rPr>
+        <w:t>*</w:t>
+      </w:r>
+      <w:r>
+        <w:t xml:space="preserve"> `react-router-dom` (Đã được áp dụng chế độ Bảo mật Protected router cho các trang Dashboard).</w:t>
+      </w:r>
+    </w:p>
+    <w:p>
+      <w:r>
+        <w:t xml:space="preserve">- </w:t>
+      </w:r>
+      <w:r>
+        <w:rPr>
+          <w:b/>
+          <w:bCs/>
+        </w:rPr>
+        <w:t xml:space="preserve">**Thiết kế </w:t>
+      </w:r>
+      <w:proofErr w:type="gramStart"/>
+      <w:r>
+        <w:rPr>
+          <w:b/>
+          <w:bCs/>
+        </w:rPr>
+        <w:t>Styling:*</w:t>
+      </w:r>
+      <w:proofErr w:type="gramEnd"/>
+      <w:r>
+        <w:rPr>
+          <w:b/>
+          <w:bCs/>
+        </w:rPr>
+        <w:t>*</w:t>
+      </w:r>
+      <w:r>
+        <w:t xml:space="preserve"> CSS3 thuần (Tự cấu hình Biến, Flexbox, CSS Grid, Modals).</w:t>
+      </w:r>
+    </w:p>
+    <w:p>
+      <w:r>
+        <w:t xml:space="preserve">- </w:t>
+      </w:r>
+      <w:r>
+        <w:rPr>
+          <w:b/>
+          <w:bCs/>
+        </w:rPr>
+        <w:t xml:space="preserve">**Biểu đồ &amp; Tiện </w:t>
+      </w:r>
+      <w:proofErr w:type="gramStart"/>
+      <w:r>
+        <w:rPr>
+          <w:b/>
+          <w:bCs/>
+        </w:rPr>
+        <w:t>ích:*</w:t>
+      </w:r>
+      <w:proofErr w:type="gramEnd"/>
+      <w:r>
+        <w:rPr>
+          <w:b/>
+          <w:bCs/>
+        </w:rPr>
+        <w:t>*</w:t>
+      </w:r>
+      <w:r>
+        <w:t xml:space="preserve"> `recharts`, `axios`, `react-icons`, `xlsx`.</w:t>
+      </w:r>
+    </w:p>
+    <w:p>
+      <w:r>
+        <w:rPr>
+          <w:b/>
+          <w:bCs/>
+        </w:rPr>
+        <w:t xml:space="preserve">Backend (Bộ phận Xử lý - </w:t>
+      </w:r>
+      <w:proofErr w:type="gramStart"/>
+      <w:r>
+        <w:rPr>
+          <w:b/>
+          <w:bCs/>
+        </w:rPr>
+        <w:t>Server)*</w:t>
+      </w:r>
+      <w:proofErr w:type="gramEnd"/>
+      <w:r>
+        <w:rPr>
+          <w:b/>
+          <w:bCs/>
+        </w:rPr>
+        <w:t>*</w:t>
+      </w:r>
+    </w:p>
+    <w:p>
+      <w:r>
+        <w:t xml:space="preserve">- </w:t>
+      </w:r>
+      <w:r>
+        <w:rPr>
+          <w:b/>
+          <w:bCs/>
+        </w:rPr>
+        <w:t xml:space="preserve">**Môi </w:t>
+      </w:r>
+      <w:proofErr w:type="gramStart"/>
+      <w:r>
+        <w:rPr>
+          <w:b/>
+          <w:bCs/>
+        </w:rPr>
+        <w:t>trường:*</w:t>
+      </w:r>
+      <w:proofErr w:type="gramEnd"/>
+      <w:r>
+        <w:rPr>
+          <w:b/>
+          <w:bCs/>
+        </w:rPr>
+        <w:t>*</w:t>
+      </w:r>
+      <w:r>
+        <w:t xml:space="preserve"> Node.js</w:t>
+      </w:r>
+    </w:p>
+    <w:p>
+      <w:r>
+        <w:t xml:space="preserve">- </w:t>
+      </w:r>
+      <w:r>
+        <w:rPr>
+          <w:b/>
+          <w:bCs/>
+        </w:rPr>
+        <w:t>**</w:t>
+      </w:r>
+      <w:proofErr w:type="gramStart"/>
+      <w:r>
+        <w:rPr>
+          <w:b/>
+          <w:bCs/>
+        </w:rPr>
+        <w:t>Framework:*</w:t>
+      </w:r>
+      <w:proofErr w:type="gramEnd"/>
+      <w:r>
+        <w:rPr>
+          <w:b/>
+          <w:bCs/>
+        </w:rPr>
+        <w:t>*</w:t>
+      </w:r>
+      <w:r>
+        <w:t xml:space="preserve"> Express.js (Xây dựng luồng Kiến trúc RESTful).</w:t>
+      </w:r>
+    </w:p>
+    <w:p>
+      <w:r>
+        <w:t xml:space="preserve">- </w:t>
+      </w:r>
+      <w:r>
+        <w:rPr>
+          <w:b/>
+          <w:bCs/>
+        </w:rPr>
+        <w:t xml:space="preserve">**Cơ sở Dữ </w:t>
+      </w:r>
+      <w:proofErr w:type="gramStart"/>
+      <w:r>
+        <w:rPr>
+          <w:b/>
+          <w:bCs/>
+        </w:rPr>
+        <w:t>liệu:*</w:t>
+      </w:r>
+      <w:proofErr w:type="gramEnd"/>
+      <w:r>
+        <w:rPr>
+          <w:b/>
+          <w:bCs/>
+        </w:rPr>
+        <w:t>*</w:t>
+      </w:r>
+      <w:r>
+        <w:t xml:space="preserve"> MongoDB kết hợp bộ thiết lập tham chiếu Object Mapper của Mongoose.</w:t>
+      </w:r>
+    </w:p>
+    <w:p>
+      <w:r>
+        <w:t xml:space="preserve">- </w:t>
+      </w:r>
+      <w:r>
+        <w:rPr>
+          <w:b/>
+          <w:bCs/>
+        </w:rPr>
+        <w:t xml:space="preserve">**Bảo </w:t>
+      </w:r>
+      <w:proofErr w:type="gramStart"/>
+      <w:r>
+        <w:rPr>
+          <w:b/>
+          <w:bCs/>
+        </w:rPr>
+        <w:t>mật:*</w:t>
+      </w:r>
+      <w:proofErr w:type="gramEnd"/>
+      <w:r>
+        <w:rPr>
+          <w:b/>
+          <w:bCs/>
+        </w:rPr>
+        <w:t>*</w:t>
+      </w:r>
+      <w:r>
+        <w:t xml:space="preserve"> Xác thực JWT, khai báo và quản trị quyền chéo `cors`.</w:t>
+      </w:r>
+    </w:p>
+    <w:p>
+      <w:r>
+        <w:t>expense-tracker/</w:t>
+      </w:r>
+    </w:p>
+    <w:p>
+      <w:r>
+        <w:rPr>
+          <w:rFonts w:ascii="MS Gothic" w:eastAsia="MS Gothic" w:hAnsi="MS Gothic" w:cs="MS Gothic" w:hint="eastAsia"/>
+        </w:rPr>
+        <w:t>├</w:t>
+      </w:r>
+      <w:r>
+        <w:rPr>
+          <w:rFonts w:ascii="Aptos" w:hAnsi="Aptos" w:cs="Aptos"/>
+        </w:rPr>
+        <w:t>──</w:t>
+      </w:r>
+      <w:r>
+        <w:t xml:space="preserve"> backend/</w:t>
+      </w:r>
+    </w:p>
+    <w:p>
+      <w:r>
+        <w:t xml:space="preserve">│   </w:t>
+      </w:r>
+      <w:r>
+        <w:rPr>
+          <w:rFonts w:ascii="MS Gothic" w:eastAsia="MS Gothic" w:hAnsi="MS Gothic" w:cs="MS Gothic" w:hint="eastAsia"/>
+        </w:rPr>
+        <w:t>├</w:t>
+      </w:r>
+      <w:r>
+        <w:rPr>
+          <w:rFonts w:ascii="Aptos" w:hAnsi="Aptos" w:cs="Aptos"/>
+        </w:rPr>
+        <w:t>──</w:t>
+      </w:r>
+      <w:r>
+        <w:t xml:space="preserve"> controllers/ </w:t>
+      </w:r>
+      <w:r>
+        <w:rPr>
+          <w:rFonts w:ascii="Aptos" w:hAnsi="Aptos" w:cs="Aptos"/>
+        </w:rPr>
+        <w:t> </w:t>
+      </w:r>
+      <w:r>
+        <w:t xml:space="preserve"> </w:t>
+      </w:r>
+      <w:r>
+        <w:rPr>
+          <w:rFonts w:ascii="Aptos" w:hAnsi="Aptos" w:cs="Aptos"/>
+        </w:rPr>
+        <w:t> </w:t>
+      </w:r>
+      <w:r>
+        <w:t xml:space="preserve"> </w:t>
+      </w:r>
+      <w:r>
+        <w:rPr>
+          <w:rFonts w:ascii="Aptos" w:hAnsi="Aptos" w:cs="Aptos"/>
+        </w:rPr>
+        <w:t> </w:t>
+      </w:r>
+      <w:r>
+        <w:t># Bộ logic thao tác truy vấn (authController, transactionController)</w:t>
+      </w:r>
+    </w:p>
+    <w:p>
+      <w:r>
+        <w:t xml:space="preserve">│   </w:t>
+      </w:r>
+      <w:r>
+        <w:rPr>
+          <w:rFonts w:ascii="MS Gothic" w:eastAsia="MS Gothic" w:hAnsi="MS Gothic" w:cs="MS Gothic" w:hint="eastAsia"/>
+        </w:rPr>
+        <w:t>├</w:t>
+      </w:r>
+      <w:r>
+        <w:rPr>
+          <w:rFonts w:ascii="Aptos" w:hAnsi="Aptos" w:cs="Aptos"/>
+        </w:rPr>
+        <w:t>──</w:t>
+      </w:r>
+      <w:r>
+        <w:t xml:space="preserve"> middleware/ </w:t>
+      </w:r>
+      <w:r>
+        <w:rPr>
+          <w:rFonts w:ascii="Aptos" w:hAnsi="Aptos" w:cs="Aptos"/>
+        </w:rPr>
+        <w:t> </w:t>
+      </w:r>
+      <w:r>
+        <w:t xml:space="preserve"> </w:t>
+      </w:r>
+      <w:r>
+        <w:rPr>
+          <w:rFonts w:ascii="Aptos" w:hAnsi="Aptos" w:cs="Aptos"/>
+        </w:rPr>
+        <w:t> </w:t>
+      </w:r>
+      <w:r>
+        <w:t xml:space="preserve"> </w:t>
+      </w:r>
+      <w:r>
+        <w:rPr>
+          <w:rFonts w:ascii="Aptos" w:hAnsi="Aptos" w:cs="Aptos"/>
+        </w:rPr>
+        <w:t> </w:t>
+      </w:r>
+      <w:r>
+        <w:t xml:space="preserve"> # Lớp chặn cấp chứng chỉ JWT</w:t>
+      </w:r>
+    </w:p>
+    <w:p>
+      <w:r>
+        <w:t xml:space="preserve">│   </w:t>
+      </w:r>
+      <w:r>
+        <w:rPr>
+          <w:rFonts w:ascii="MS Gothic" w:eastAsia="MS Gothic" w:hAnsi="MS Gothic" w:cs="MS Gothic" w:hint="eastAsia"/>
+        </w:rPr>
+        <w:t>├</w:t>
+      </w:r>
+      <w:r>
+        <w:rPr>
+          <w:rFonts w:ascii="Aptos" w:hAnsi="Aptos" w:cs="Aptos"/>
+        </w:rPr>
+        <w:t>──</w:t>
+      </w:r>
+      <w:r>
+        <w:t xml:space="preserve"> models/ </w:t>
+      </w:r>
+      <w:r>
+        <w:rPr>
+          <w:rFonts w:ascii="Aptos" w:hAnsi="Aptos" w:cs="Aptos"/>
+        </w:rPr>
+        <w:t> </w:t>
+      </w:r>
+      <w:r>
+        <w:t xml:space="preserve"> </w:t>
+      </w:r>
+      <w:r>
+        <w:rPr>
+          <w:rFonts w:ascii="Aptos" w:hAnsi="Aptos" w:cs="Aptos"/>
+        </w:rPr>
+        <w:t> </w:t>
+      </w:r>
+      <w:r>
+        <w:t xml:space="preserve"> </w:t>
+      </w:r>
+      <w:r>
+        <w:rPr>
+          <w:rFonts w:ascii="Aptos" w:hAnsi="Aptos" w:cs="Aptos"/>
+        </w:rPr>
+        <w:t> </w:t>
+      </w:r>
+      <w:r>
+        <w:t xml:space="preserve"> </w:t>
+      </w:r>
+      <w:r>
+        <w:rPr>
+          <w:rFonts w:ascii="Aptos" w:hAnsi="Aptos" w:cs="Aptos"/>
+        </w:rPr>
+        <w:t> </w:t>
+      </w:r>
+      <w:r>
+        <w:t xml:space="preserve"> </w:t>
+      </w:r>
+      <w:r>
+        <w:rPr>
+          <w:rFonts w:ascii="Aptos" w:hAnsi="Aptos" w:cs="Aptos"/>
+        </w:rPr>
+        <w:t> </w:t>
+      </w:r>
+      <w:r>
+        <w:t xml:space="preserve"> # Bản vẽ kết cấu Mongoose (User, Transaction)</w:t>
+      </w:r>
+    </w:p>
+    <w:p>
+      <w:r>
+        <w:t xml:space="preserve">│   </w:t>
+      </w:r>
+      <w:r>
+        <w:rPr>
+          <w:rFonts w:ascii="MS Gothic" w:eastAsia="MS Gothic" w:hAnsi="MS Gothic" w:cs="MS Gothic" w:hint="eastAsia"/>
+        </w:rPr>
+        <w:t>├</w:t>
+      </w:r>
+      <w:r>
+        <w:rPr>
+          <w:rFonts w:ascii="Aptos" w:hAnsi="Aptos" w:cs="Aptos"/>
+        </w:rPr>
+        <w:t>──</w:t>
+      </w:r>
+      <w:r>
+        <w:t xml:space="preserve"> routes/ </w:t>
+      </w:r>
+      <w:r>
+        <w:rPr>
+          <w:rFonts w:ascii="Aptos" w:hAnsi="Aptos" w:cs="Aptos"/>
+        </w:rPr>
+        <w:t> </w:t>
+      </w:r>
+      <w:r>
+        <w:t xml:space="preserve"> </w:t>
+      </w:r>
+      <w:r>
+        <w:rPr>
+          <w:rFonts w:ascii="Aptos" w:hAnsi="Aptos" w:cs="Aptos"/>
+        </w:rPr>
+        <w:t> </w:t>
+      </w:r>
+      <w:r>
+        <w:t xml:space="preserve"> </w:t>
+      </w:r>
+      <w:r>
+        <w:rPr>
+          <w:rFonts w:ascii="Aptos" w:hAnsi="Aptos" w:cs="Aptos"/>
+        </w:rPr>
+        <w:t> </w:t>
+      </w:r>
+      <w:r>
+        <w:t xml:space="preserve"> </w:t>
+      </w:r>
+      <w:r>
+        <w:rPr>
+          <w:rFonts w:ascii="Aptos" w:hAnsi="Aptos" w:cs="Aptos"/>
+        </w:rPr>
+        <w:t> </w:t>
+      </w:r>
+      <w:r>
+        <w:t xml:space="preserve"> </w:t>
+      </w:r>
+      <w:r>
+        <w:rPr>
+          <w:rFonts w:ascii="Aptos" w:hAnsi="Aptos" w:cs="Aptos"/>
+        </w:rPr>
+        <w:t> </w:t>
+      </w:r>
+      <w:r>
+        <w:t xml:space="preserve"> # C</w:t>
+      </w:r>
+      <w:r>
+        <w:rPr>
+          <w:rFonts w:ascii="Aptos" w:hAnsi="Aptos" w:cs="Aptos"/>
+        </w:rPr>
+        <w:t>á</w:t>
+      </w:r>
+      <w:r>
+        <w:t xml:space="preserve">c </w:t>
+      </w:r>
+      <w:r>
+        <w:rPr>
+          <w:rFonts w:ascii="Aptos" w:hAnsi="Aptos" w:cs="Aptos"/>
+        </w:rPr>
+        <w:t>đ</w:t>
+      </w:r>
+      <w:r>
+        <w:t>iểm nút điều hướng Express</w:t>
+      </w:r>
+    </w:p>
+    <w:p>
+      <w:r>
+        <w:t xml:space="preserve">│   </w:t>
+      </w:r>
+      <w:r>
+        <w:rPr>
+          <w:rFonts w:ascii="MS Gothic" w:eastAsia="MS Gothic" w:hAnsi="MS Gothic" w:cs="MS Gothic" w:hint="eastAsia"/>
+        </w:rPr>
+        <w:t>├</w:t>
+      </w:r>
+      <w:r>
+        <w:rPr>
+          <w:rFonts w:ascii="Aptos" w:hAnsi="Aptos" w:cs="Aptos"/>
+        </w:rPr>
+        <w:t>──</w:t>
+      </w:r>
+      <w:r>
+        <w:t xml:space="preserve"> server.js </w:t>
+      </w:r>
+      <w:r>
+        <w:rPr>
+          <w:rFonts w:ascii="Aptos" w:hAnsi="Aptos" w:cs="Aptos"/>
+        </w:rPr>
+        <w:t> </w:t>
+      </w:r>
+      <w:r>
+        <w:t xml:space="preserve"> </w:t>
+      </w:r>
+      <w:r>
+        <w:rPr>
+          <w:rFonts w:ascii="Aptos" w:hAnsi="Aptos" w:cs="Aptos"/>
+        </w:rPr>
+        <w:t> </w:t>
+      </w:r>
+      <w:r>
+        <w:t xml:space="preserve"> </w:t>
+      </w:r>
+      <w:r>
+        <w:rPr>
+          <w:rFonts w:ascii="Aptos" w:hAnsi="Aptos" w:cs="Aptos"/>
+        </w:rPr>
+        <w:t> </w:t>
+      </w:r>
+      <w:r>
+        <w:t xml:space="preserve"> </w:t>
+      </w:r>
+      <w:r>
+        <w:rPr>
+          <w:rFonts w:ascii="Aptos" w:hAnsi="Aptos" w:cs="Aptos"/>
+        </w:rPr>
+        <w:t> </w:t>
+      </w:r>
+      <w:r>
+        <w:t xml:space="preserve"> # File l</w:t>
+      </w:r>
+      <w:r>
+        <w:rPr>
+          <w:rFonts w:ascii="Aptos" w:hAnsi="Aptos" w:cs="Aptos"/>
+        </w:rPr>
+        <w:t>õ</w:t>
+      </w:r>
+      <w:r>
+        <w:t>i chạy Backend</w:t>
+      </w:r>
+    </w:p>
+    <w:p>
+      <w:r>
+        <w:t xml:space="preserve">│   └── </w:t>
+      </w:r>
+      <w:proofErr w:type="gramStart"/>
+      <w:r>
+        <w:t>package.json</w:t>
+      </w:r>
+      <w:proofErr w:type="gramEnd"/>
+    </w:p>
+    <w:p>
+      <w:r>
+        <w:t>│</w:t>
+      </w:r>
+    </w:p>
+    <w:p>
+      <w:r>
+        <w:t>└── frontend/</w:t>
+      </w:r>
+    </w:p>
+    <w:p>
+      <w:r>
+        <w:t xml:space="preserve">    </w:t>
+      </w:r>
+      <w:r>
+        <w:rPr>
+          <w:rFonts w:ascii="MS Gothic" w:eastAsia="MS Gothic" w:hAnsi="MS Gothic" w:cs="MS Gothic" w:hint="eastAsia"/>
+        </w:rPr>
+        <w:t>├</w:t>
+      </w:r>
+      <w:r>
+        <w:rPr>
+          <w:rFonts w:ascii="Aptos" w:hAnsi="Aptos" w:cs="Aptos"/>
+        </w:rPr>
+        <w:t>──</w:t>
+      </w:r>
+      <w:r>
+        <w:t xml:space="preserve"> src/</w:t>
+      </w:r>
+    </w:p>
+    <w:p>
+      <w:r>
+        <w:t xml:space="preserve">    │   </w:t>
+      </w:r>
+      <w:r>
+        <w:rPr>
+          <w:rFonts w:ascii="MS Gothic" w:eastAsia="MS Gothic" w:hAnsi="MS Gothic" w:cs="MS Gothic" w:hint="eastAsia"/>
+        </w:rPr>
+        <w:t>├</w:t>
+      </w:r>
+      <w:r>
+        <w:rPr>
+          <w:rFonts w:ascii="Aptos" w:hAnsi="Aptos" w:cs="Aptos"/>
+        </w:rPr>
+        <w:t>──</w:t>
+      </w:r>
+      <w:r>
+        <w:t xml:space="preserve"> components/ </w:t>
+      </w:r>
+      <w:r>
+        <w:rPr>
+          <w:rFonts w:ascii="Aptos" w:hAnsi="Aptos" w:cs="Aptos"/>
+        </w:rPr>
+        <w:t> </w:t>
+      </w:r>
+      <w:r>
+        <w:t xml:space="preserve"> # UI c</w:t>
+      </w:r>
+      <w:r>
+        <w:rPr>
+          <w:rFonts w:ascii="Aptos" w:hAnsi="Aptos" w:cs="Aptos"/>
+        </w:rPr>
+        <w:t>ó</w:t>
+      </w:r>
+      <w:r>
+        <w:t xml:space="preserve"> thể tái sử dụng (Sidebar, Charts, AuthSidebar)</w:t>
+      </w:r>
+    </w:p>
+    <w:p>
+      <w:r>
+        <w:t xml:space="preserve">    │   </w:t>
+      </w:r>
+      <w:r>
+        <w:rPr>
+          <w:rFonts w:ascii="MS Gothic" w:eastAsia="MS Gothic" w:hAnsi="MS Gothic" w:cs="MS Gothic" w:hint="eastAsia"/>
+        </w:rPr>
+        <w:t>├</w:t>
+      </w:r>
+      <w:r>
+        <w:rPr>
+          <w:rFonts w:ascii="Aptos" w:hAnsi="Aptos" w:cs="Aptos"/>
+        </w:rPr>
+        <w:t>──</w:t>
+      </w:r>
+      <w:r>
+        <w:t xml:space="preserve"> context/ </w:t>
+      </w:r>
+      <w:r>
+        <w:rPr>
+          <w:rFonts w:ascii="Aptos" w:hAnsi="Aptos" w:cs="Aptos"/>
+        </w:rPr>
+        <w:t> </w:t>
+      </w:r>
+      <w:r>
+        <w:t xml:space="preserve"> </w:t>
+      </w:r>
+      <w:r>
+        <w:rPr>
+          <w:rFonts w:ascii="Aptos" w:hAnsi="Aptos" w:cs="Aptos"/>
+        </w:rPr>
+        <w:t> </w:t>
+      </w:r>
+      <w:r>
+        <w:t xml:space="preserve"> </w:t>
+      </w:r>
+      <w:r>
+        <w:rPr>
+          <w:rFonts w:ascii="Aptos" w:hAnsi="Aptos" w:cs="Aptos"/>
+        </w:rPr>
+        <w:t> </w:t>
+      </w:r>
+      <w:r>
+        <w:t># Trạm phát Trạng thái cho toàn Ứng dụng (Auth, Transactions)</w:t>
+      </w:r>
+    </w:p>
+    <w:p>
+      <w:r>
+        <w:lastRenderedPageBreak/>
+        <w:t xml:space="preserve">    │   </w:t>
+      </w:r>
+      <w:r>
+        <w:rPr>
+          <w:rFonts w:ascii="MS Gothic" w:eastAsia="MS Gothic" w:hAnsi="MS Gothic" w:cs="MS Gothic" w:hint="eastAsia"/>
+        </w:rPr>
+        <w:t>├</w:t>
+      </w:r>
+      <w:r>
+        <w:rPr>
+          <w:rFonts w:ascii="Aptos" w:hAnsi="Aptos" w:cs="Aptos"/>
+        </w:rPr>
+        <w:t>──</w:t>
+      </w:r>
+      <w:r>
+        <w:t xml:space="preserve"> pages/ </w:t>
+      </w:r>
+      <w:r>
+        <w:rPr>
+          <w:rFonts w:ascii="Aptos" w:hAnsi="Aptos" w:cs="Aptos"/>
+        </w:rPr>
+        <w:t> </w:t>
+      </w:r>
+      <w:r>
+        <w:t xml:space="preserve"> </w:t>
+      </w:r>
+      <w:r>
+        <w:rPr>
+          <w:rFonts w:ascii="Aptos" w:hAnsi="Aptos" w:cs="Aptos"/>
+        </w:rPr>
+        <w:t> </w:t>
+      </w:r>
+      <w:r>
+        <w:t xml:space="preserve"> </w:t>
+      </w:r>
+      <w:r>
+        <w:rPr>
+          <w:rFonts w:ascii="Aptos" w:hAnsi="Aptos" w:cs="Aptos"/>
+        </w:rPr>
+        <w:t> </w:t>
+      </w:r>
+      <w:r>
+        <w:t xml:space="preserve"> </w:t>
+      </w:r>
+      <w:r>
+        <w:rPr>
+          <w:rFonts w:ascii="Aptos" w:hAnsi="Aptos" w:cs="Aptos"/>
+        </w:rPr>
+        <w:t> </w:t>
+      </w:r>
+      <w:r>
+        <w:t># N</w:t>
+      </w:r>
+      <w:r>
+        <w:rPr>
+          <w:rFonts w:ascii="Aptos" w:hAnsi="Aptos" w:cs="Aptos"/>
+        </w:rPr>
+        <w:t>ơ</w:t>
+      </w:r>
+      <w:r>
+        <w:t>i chứa các màn hình Chính (Dashboard, Income, Expenses, Auth)</w:t>
+      </w:r>
+    </w:p>
+    <w:p>
+      <w:r>
+        <w:t xml:space="preserve">    │   </w:t>
+      </w:r>
+      <w:r>
+        <w:rPr>
+          <w:rFonts w:ascii="MS Gothic" w:eastAsia="MS Gothic" w:hAnsi="MS Gothic" w:cs="MS Gothic" w:hint="eastAsia"/>
+        </w:rPr>
+        <w:t>├</w:t>
+      </w:r>
+      <w:r>
+        <w:rPr>
+          <w:rFonts w:ascii="Aptos" w:hAnsi="Aptos" w:cs="Aptos"/>
+        </w:rPr>
+        <w:t>──</w:t>
+      </w:r>
+      <w:r>
+        <w:t xml:space="preserve"> utils/ </w:t>
+      </w:r>
+      <w:r>
+        <w:rPr>
+          <w:rFonts w:ascii="Aptos" w:hAnsi="Aptos" w:cs="Aptos"/>
+        </w:rPr>
+        <w:t> </w:t>
+      </w:r>
+      <w:r>
+        <w:t xml:space="preserve"> </w:t>
+      </w:r>
+      <w:r>
+        <w:rPr>
+          <w:rFonts w:ascii="Aptos" w:hAnsi="Aptos" w:cs="Aptos"/>
+        </w:rPr>
+        <w:t> </w:t>
+      </w:r>
+      <w:r>
+        <w:t xml:space="preserve"> </w:t>
+      </w:r>
+      <w:r>
+        <w:rPr>
+          <w:rFonts w:ascii="Aptos" w:hAnsi="Aptos" w:cs="Aptos"/>
+        </w:rPr>
+        <w:t> </w:t>
+      </w:r>
+      <w:r>
+        <w:t xml:space="preserve"> </w:t>
+      </w:r>
+      <w:r>
+        <w:rPr>
+          <w:rFonts w:ascii="Aptos" w:hAnsi="Aptos" w:cs="Aptos"/>
+        </w:rPr>
+        <w:t> </w:t>
+      </w:r>
+      <w:r>
+        <w:t># Tập hợp chứa các hàm Trợ giúp (Xuất sang file Excel)</w:t>
+      </w:r>
+    </w:p>
+    <w:p>
+      <w:r>
+        <w:t xml:space="preserve">    │   </w:t>
+      </w:r>
+      <w:r>
+        <w:rPr>
+          <w:rFonts w:ascii="MS Gothic" w:eastAsia="MS Gothic" w:hAnsi="MS Gothic" w:cs="MS Gothic" w:hint="eastAsia"/>
+        </w:rPr>
+        <w:t>├</w:t>
+      </w:r>
+      <w:r>
+        <w:rPr>
+          <w:rFonts w:ascii="Aptos" w:hAnsi="Aptos" w:cs="Aptos"/>
+        </w:rPr>
+        <w:t>──</w:t>
+      </w:r>
+      <w:r>
+        <w:t xml:space="preserve"> App.jsx </w:t>
+      </w:r>
+      <w:r>
+        <w:rPr>
+          <w:rFonts w:ascii="Aptos" w:hAnsi="Aptos" w:cs="Aptos"/>
+        </w:rPr>
+        <w:t> </w:t>
+      </w:r>
+      <w:r>
+        <w:t xml:space="preserve"> </w:t>
+      </w:r>
+      <w:r>
+        <w:rPr>
+          <w:rFonts w:ascii="Aptos" w:hAnsi="Aptos" w:cs="Aptos"/>
+        </w:rPr>
+        <w:t> </w:t>
+      </w:r>
+      <w:r>
+        <w:t xml:space="preserve"> </w:t>
+      </w:r>
+      <w:r>
+        <w:rPr>
+          <w:rFonts w:ascii="Aptos" w:hAnsi="Aptos" w:cs="Aptos"/>
+        </w:rPr>
+        <w:t> </w:t>
+      </w:r>
+      <w:r>
+        <w:t xml:space="preserve"> # H</w:t>
+      </w:r>
+      <w:r>
+        <w:rPr>
+          <w:rFonts w:ascii="Aptos" w:hAnsi="Aptos" w:cs="Aptos"/>
+        </w:rPr>
+        <w:t>à</w:t>
+      </w:r>
+      <w:r>
+        <w:t>m Bọc (Wrapper) Routing</w:t>
+      </w:r>
+    </w:p>
+    <w:p>
+      <w:r>
+        <w:t xml:space="preserve">    │   </w:t>
+      </w:r>
+      <w:r>
+        <w:rPr>
+          <w:rFonts w:ascii="MS Gothic" w:eastAsia="MS Gothic" w:hAnsi="MS Gothic" w:cs="MS Gothic" w:hint="eastAsia"/>
+        </w:rPr>
+        <w:t>├</w:t>
+      </w:r>
+      <w:r>
+        <w:rPr>
+          <w:rFonts w:ascii="Aptos" w:hAnsi="Aptos" w:cs="Aptos"/>
+        </w:rPr>
+        <w:t>──</w:t>
+      </w:r>
+      <w:r>
+        <w:t xml:space="preserve"> main.jsx </w:t>
+      </w:r>
+      <w:r>
+        <w:rPr>
+          <w:rFonts w:ascii="Aptos" w:hAnsi="Aptos" w:cs="Aptos"/>
+        </w:rPr>
+        <w:t> </w:t>
+      </w:r>
+      <w:r>
+        <w:t xml:space="preserve"> </w:t>
+      </w:r>
+      <w:r>
+        <w:rPr>
+          <w:rFonts w:ascii="Aptos" w:hAnsi="Aptos" w:cs="Aptos"/>
+        </w:rPr>
+        <w:t> </w:t>
+      </w:r>
+      <w:r>
+        <w:t xml:space="preserve"> </w:t>
+      </w:r>
+      <w:r>
+        <w:rPr>
+          <w:rFonts w:ascii="Aptos" w:hAnsi="Aptos" w:cs="Aptos"/>
+        </w:rPr>
+        <w:t> </w:t>
+      </w:r>
+      <w:r>
+        <w:t xml:space="preserve"># </w:t>
+      </w:r>
+      <w:r>
+        <w:rPr>
+          <w:rFonts w:ascii="Aptos" w:hAnsi="Aptos" w:cs="Aptos"/>
+        </w:rPr>
+        <w:t>Đ</w:t>
+      </w:r>
+      <w:r>
+        <w:t>iểm vào đầu tiên của React</w:t>
+      </w:r>
+    </w:p>
+    <w:p>
+      <w:r>
+        <w:t>    │   └── index.css     # Nơi khai báo Tông màu, Giao diện chính CSS</w:t>
+      </w:r>
+    </w:p>
+    <w:p>
+      <w:r>
+        <w:t xml:space="preserve">    </w:t>
+      </w:r>
+      <w:r>
+        <w:rPr>
+          <w:rFonts w:ascii="MS Gothic" w:eastAsia="MS Gothic" w:hAnsi="MS Gothic" w:cs="MS Gothic" w:hint="eastAsia"/>
+        </w:rPr>
+        <w:t>├</w:t>
+      </w:r>
+      <w:r>
+        <w:rPr>
+          <w:rFonts w:ascii="Aptos" w:hAnsi="Aptos" w:cs="Aptos"/>
+        </w:rPr>
+        <w:t>──</w:t>
+      </w:r>
+      <w:r>
+        <w:t xml:space="preserve"> index.html </w:t>
+      </w:r>
+      <w:r>
+        <w:rPr>
+          <w:rFonts w:ascii="Aptos" w:hAnsi="Aptos" w:cs="Aptos"/>
+        </w:rPr>
+        <w:t> </w:t>
+      </w:r>
+      <w:r>
+        <w:t xml:space="preserve"> </w:t>
+      </w:r>
+      <w:r>
+        <w:rPr>
+          <w:rFonts w:ascii="Aptos" w:hAnsi="Aptos" w:cs="Aptos"/>
+        </w:rPr>
+        <w:t> </w:t>
+      </w:r>
+      <w:r>
+        <w:t xml:space="preserve"> </w:t>
+      </w:r>
+      <w:r>
+        <w:rPr>
+          <w:rFonts w:ascii="Aptos" w:hAnsi="Aptos" w:cs="Aptos"/>
+        </w:rPr>
+        <w:t> </w:t>
+      </w:r>
+      <w:r>
+        <w:t xml:space="preserve"> </w:t>
+      </w:r>
+      <w:r>
+        <w:rPr>
+          <w:rFonts w:ascii="Aptos" w:hAnsi="Aptos" w:cs="Aptos"/>
+        </w:rPr>
+        <w:t> </w:t>
+      </w:r>
+    </w:p>
+    <w:p>
+      <w:r>
+        <w:t xml:space="preserve">    </w:t>
+      </w:r>
+      <w:r>
+        <w:rPr>
+          <w:rFonts w:ascii="MS Gothic" w:eastAsia="MS Gothic" w:hAnsi="MS Gothic" w:cs="MS Gothic" w:hint="eastAsia"/>
+        </w:rPr>
+        <w:t>├</w:t>
+      </w:r>
+      <w:r>
+        <w:rPr>
+          <w:rFonts w:ascii="Aptos" w:hAnsi="Aptos" w:cs="Aptos"/>
+        </w:rPr>
+        <w:t>──</w:t>
+      </w:r>
+      <w:r>
+        <w:t xml:space="preserve"> vite.config.js </w:t>
+      </w:r>
+      <w:r>
+        <w:rPr>
+          <w:rFonts w:ascii="Aptos" w:hAnsi="Aptos" w:cs="Aptos"/>
+        </w:rPr>
+        <w:t> </w:t>
+      </w:r>
+      <w:r>
+        <w:t xml:space="preserve"> </w:t>
+      </w:r>
+      <w:r>
+        <w:rPr>
+          <w:rFonts w:ascii="Aptos" w:hAnsi="Aptos" w:cs="Aptos"/>
+        </w:rPr>
+        <w:t> </w:t>
+      </w:r>
+      <w:r>
+        <w:t># Cấu hình biên dịch Vite</w:t>
+      </w:r>
+    </w:p>
+    <w:p>
+      <w:r>
+        <w:t xml:space="preserve">    └── </w:t>
+      </w:r>
+      <w:proofErr w:type="gramStart"/>
+      <w:r>
+        <w:t>package.json</w:t>
+      </w:r>
+      <w:proofErr w:type="gramEnd"/>
+    </w:p>
+    <w:p>
+      <w:r>
+        <w:rPr>
+          <w:b/>
+          <w:bCs/>
+        </w:rPr>
+        <w:t xml:space="preserve">## </w:t>
+      </w:r>
+      <w:r>
+        <w:rPr>
+          <w:rFonts w:ascii="Segoe UI Emoji" w:hAnsi="Segoe UI Emoji" w:cs="Segoe UI Emoji"/>
+          <w:b/>
+          <w:bCs/>
+        </w:rPr>
+        <w:t>🔌</w:t>
+      </w:r>
+      <w:r>
+        <w:rPr>
+          <w:b/>
+          <w:bCs/>
+        </w:rPr>
+        <w:t xml:space="preserve"> API Endpoints (Các điểm nút Trả &amp; Nhận Dữ liệu API)</w:t>
+      </w:r>
+    </w:p>
+    <w:p/>
+    <w:p>
+      <w:r>
+        <w:rPr>
+          <w:b/>
+          <w:bCs/>
+        </w:rPr>
+        <w:t>### Phần Xác thực (Authentication) → Theo tuyến `/api/auth`</w:t>
+      </w:r>
+    </w:p>
+    <w:p>
+      <w:r>
+        <w:t>| Giao thức | Đầu nút (Endpoint) | Chức năng (Description) | Cần Auth? |</w:t>
+      </w:r>
+    </w:p>
+    <w:p>
+      <w:r>
+        <w:t>| --- | --- | --- | --- |</w:t>
+      </w:r>
+    </w:p>
+    <w:p>
+      <w:r>
+        <w:t>| POST | `/register` | Cấp phát 1 tài khoản người dùng mới | Không |</w:t>
+      </w:r>
+    </w:p>
+    <w:p>
+      <w:r>
+        <w:t>| POST | `/login` | Xác thực người dùng sinh ra mã JWT | Không |</w:t>
+      </w:r>
+    </w:p>
+    <w:p/>
+    <w:p>
+      <w:r>
+        <w:rPr>
+          <w:b/>
+          <w:bCs/>
+        </w:rPr>
+        <w:t xml:space="preserve">### Phần Giao dịch (Transactions) → Theo tuyến `/api/transactions` </w:t>
+      </w:r>
+      <w:r>
+        <w:rPr>
+          <w:i/>
+          <w:iCs/>
+        </w:rPr>
+        <w:t>*(Bắt buộc phải có Auth/</w:t>
+      </w:r>
+      <w:proofErr w:type="gramStart"/>
+      <w:r>
+        <w:rPr>
+          <w:i/>
+          <w:iCs/>
+        </w:rPr>
+        <w:t>JWT)*</w:t>
+      </w:r>
+      <w:proofErr w:type="gramEnd"/>
+    </w:p>
+    <w:p>
+      <w:r>
+        <w:t>| Giao thức | Đầu nút (Endpoint) | Chức năng (Description) |</w:t>
+      </w:r>
+    </w:p>
+    <w:p>
+      <w:r>
+        <w:t>| --- | --- | --- |</w:t>
+      </w:r>
+    </w:p>
+    <w:p>
+      <w:r>
+        <w:t>| GET | `/dashboard` | Thu thập dữ liệu tổng cho Dashboard vẽ luồng biểu đồ |</w:t>
+      </w:r>
+    </w:p>
+    <w:p>
+      <w:r>
+        <w:t>| GET | `/income` | Lọc toàn bộ Thu nhập thông qua biến phiên Auth |</w:t>
+      </w:r>
+    </w:p>
+    <w:p>
+      <w:r>
+        <w:t>| POST | `/income` | Thông báo ghi nhận khoản thu mới |</w:t>
+      </w:r>
+    </w:p>
+    <w:p>
+      <w:r>
+        <w:t>| DELETE| `/income/:id`| Gửi mã lệnh huỷ 1 ghi nhận Thu nhập theo id |</w:t>
+      </w:r>
+    </w:p>
+    <w:p>
+      <w:r>
+        <w:t>| GET | `/expenses` | Lọc toàn bộ Chi phí thông qua biến phiên Auth |</w:t>
+      </w:r>
+    </w:p>
+    <w:p>
+      <w:r>
+        <w:t>| POST | `/expenses` | Thông báo ghi nhận khoản chi mới |</w:t>
+      </w:r>
+    </w:p>
+    <w:p>
+      <w:r>
+        <w:lastRenderedPageBreak/>
+        <w:t>| DELETE| `/expenses/:id`| Gửi mã lệnh huỷ 1 ghi nhận Chi phí theo id |</w:t>
+      </w:r>
+    </w:p>
+    <w:p/>
+    <w:p>
+      <w:r>
+        <w:t>---</w:t>
+      </w:r>
+    </w:p>
+    <w:p/>
+    <w:p>
+      <w:r>
+        <w:rPr>
+          <w:b/>
+          <w:bCs/>
+        </w:rPr>
+        <w:t xml:space="preserve">## </w:t>
+      </w:r>
+      <w:r>
+        <w:rPr>
+          <w:rFonts w:ascii="Segoe UI Emoji" w:hAnsi="Segoe UI Emoji" w:cs="Segoe UI Emoji"/>
+          <w:b/>
+          <w:bCs/>
+        </w:rPr>
+        <w:t>📜</w:t>
+      </w:r>
+      <w:r>
+        <w:rPr>
+          <w:b/>
+          <w:bCs/>
+        </w:rPr>
+        <w:t xml:space="preserve"> Giấy phép cấp quyền</w:t>
+      </w:r>
+    </w:p>
+    <w:p/>
+    <w:p>
+      <w:r>
+        <w:t>Dự án này được chia sẻ theo giấy phép của MIT. Xem kỹ hơn chi tiết tại `LICENSE`.</w:t>
+      </w:r>
+    </w:p>
+    <w:p/>
+    <w:p>
+      <w:r>
+        <w:t>---</w:t>
+      </w:r>
+    </w:p>
+    <w:p>
+      <w:pPr>
+        <w:rPr>
+          <w:lang w:val="vi-VN"/>
+        </w:rPr>
+      </w:pPr>
     </w:p>
     <w:sectPr>
       <w:pgSz w:w="12240" w:h="15840"/>
